--- a/packages/desktop/resources/presentation-templates/business-report.docx
+++ b/packages/desktop/resources/presentation-templates/business-report.docx
@@ -807,7 +807,6 @@
   </w:docDefaults>
   <w:style w:type="paragraph" w:styleId="Normal">
     <w:name w:val="Normal"/>
-    <w:basedOn w:val="Normal"/>
     <w:pPr>
       <w:spacing w:after="160"/>
     </w:pPr>

--- a/packages/desktop/resources/presentation-templates/business-report.docx
+++ b/packages/desktop/resources/presentation-templates/business-report.docx
@@ -421,29 +421,45 @@
       <w:tr>
         <w:trPr/>
         <w:tc>
-          <w:p>
-            <w:r>
+          <w:tcPr/>
+          <w:p>
+            <w:r>
+              <w:rPr>
+                <w:b/>
+              </w:rPr>
               <w:t xml:space="preserve">Total</w:t>
             </w:r>
           </w:p>
         </w:tc>
         <w:tc>
-          <w:p>
-            <w:r>
+          <w:tcPr/>
+          <w:p>
+            <w:r>
+              <w:rPr>
+                <w:b/>
+              </w:rPr>
               <w:t xml:space="preserve">696.7</w:t>
             </w:r>
           </w:p>
         </w:tc>
         <w:tc>
-          <w:p>
-            <w:r>
+          <w:tcPr/>
+          <w:p>
+            <w:r>
+              <w:rPr>
+                <w:b/>
+              </w:rPr>
               <w:t xml:space="preserve">+12%</w:t>
             </w:r>
           </w:p>
         </w:tc>
         <w:tc>
-          <w:p>
-            <w:r>
+          <w:tcPr/>
+          <w:p>
+            <w:r>
+              <w:rPr>
+                <w:b/>
+              </w:rPr>
               <w:t xml:space="preserve">31%</w:t>
             </w:r>
           </w:p>
@@ -600,12 +616,51 @@
       </w:r>
     </w:p>
     <w:sectPr>
+      <w:footerReference w:type="first" r:id="R3438ee44b9654092"/>
+      <w:footerReference w:type="default" r:id="R9145d2dfa0274568"/>
       <w:pgSz w:w="12240" w:h="15840"/>
       <w:pgMar w:top="1440" w:right="1440" w:bottom="1440" w:left="1440"/>
+      <w:titlePg/>
       <w:docGrid w:type="default"/>
     </w:sectPr>
   </w:body>
 </w:document>
+</file>
+
+<file path=word/footer1.xml><?xml version="1.0" encoding="utf-8"?>
+<w:ftr xmlns:mc="http://schemas.openxmlformats.org/markup-compatibility/2006" xmlns:w14="http://schemas.microsoft.com/office/word/2010/wordml" xmlns:w="http://schemas.openxmlformats.org/wordprocessingml/2006/main" mc:Ignorable="w14">
+  <w:p>
+    <w:pPr>
+      <w:jc w:val="center"/>
+    </w:pPr>
+    <w:r>
+      <w:fldChar w:fldCharType="begin"/>
+    </w:r>
+    <w:r>
+      <w:instrText xml:space="preserve"> PAGE </w:instrText>
+    </w:r>
+    <w:r>
+      <w:fldChar w:fldCharType="separate"/>
+    </w:r>
+    <w:r>
+      <w:t xml:space="preserve">1</w:t>
+    </w:r>
+    <w:r>
+      <w:fldChar w:fldCharType="end"/>
+    </w:r>
+  </w:p>
+</w:ftr>
+</file>
+
+<file path=word/footer2.xml><?xml version="1.0" encoding="utf-8"?>
+<w:ftr xmlns:mc="http://schemas.openxmlformats.org/markup-compatibility/2006" xmlns:w14="http://schemas.microsoft.com/office/word/2010/wordml" xmlns:w="http://schemas.openxmlformats.org/wordprocessingml/2006/main" mc:Ignorable="w14">
+  <w:p>
+    <w:pPr/>
+    <w:r>
+      <w:t xml:space="preserve"/>
+    </w:r>
+  </w:p>
+</w:ftr>
 </file>
 
 <file path=word/numbering.xml><?xml version="1.0" encoding="utf-8"?>

--- a/packages/desktop/resources/presentation-templates/business-report.docx
+++ b/packages/desktop/resources/presentation-templates/business-report.docx
@@ -119,7 +119,7 @@
         </w:rPr>
         <w:t xml:space="preserve">2. Operating Performance</w:t>
         <w:tab/>
-        <w:t xml:space="preserve">4</w:t>
+        <w:t xml:space="preserve">3</w:t>
       </w:r>
     </w:p>
     <w:p>
@@ -135,7 +135,7 @@
         </w:rPr>
         <w:t xml:space="preserve">3. Market Position</w:t>
         <w:tab/>
-        <w:t xml:space="preserve">5</w:t>
+        <w:t xml:space="preserve">3</w:t>
       </w:r>
     </w:p>
     <w:p>
@@ -151,7 +151,7 @@
         </w:rPr>
         <w:t xml:space="preserve">4. Outlook and Priorities</w:t>
         <w:tab/>
-        <w:t xml:space="preserve">6</w:t>
+        <w:t xml:space="preserve">4</w:t>
       </w:r>
     </w:p>
     <w:p>
@@ -616,8 +616,8 @@
       </w:r>
     </w:p>
     <w:sectPr>
-      <w:footerReference w:type="first" r:id="R3438ee44b9654092"/>
-      <w:footerReference w:type="default" r:id="R9145d2dfa0274568"/>
+      <w:footerReference w:type="first" r:id="R9713f2d8571e4e1b"/>
+      <w:footerReference w:type="default" r:id="R0f4cbd2e48f94d98"/>
       <w:pgSz w:w="12240" w:h="15840"/>
       <w:pgMar w:top="1440" w:right="1440" w:bottom="1440" w:left="1440"/>
       <w:titlePg/>
